--- a/GP Resume Fall 2026.docx
+++ b/GP Resume Fall 2026.docx
@@ -126,11 +126,13 @@
           <w:rFonts w:ascii="Cambria" w:hAnsi="Cambria"/>
         </w:rPr>
         <w:tab/>
-        <w:t xml:space="preserve">     </w:t>
-      </w:r>
-      <w:r>
-        <w:rPr>
-          <w:rFonts w:ascii="Cambria" w:hAnsi="Cambria"/>
+        <w:t xml:space="preserve">  </w:t>
+      </w:r>
+      <w:r>
+        <w:rPr>
+          <w:rFonts w:ascii="Cambria" w:hAnsi="Cambria"/>
+          <w:b/>
+          <w:bCs/>
         </w:rPr>
         <w:t>Expected May 2028</w:t>
       </w:r>
@@ -866,7 +868,49 @@
         <w:rPr>
           <w:rFonts w:ascii="Cambria" w:hAnsi="Cambria"/>
         </w:rPr>
-        <w:t>for a variety of STEM jobs and trades, reaching over 3,000 students and exposing them to future career opportunities.</w:t>
+        <w:t>to educate</w:t>
+      </w:r>
+      <w:r>
+        <w:rPr>
+          <w:rFonts w:ascii="Cambria" w:hAnsi="Cambria"/>
+        </w:rPr>
+        <w:t xml:space="preserve"> over 3,000 </w:t>
+      </w:r>
+      <w:r>
+        <w:rPr>
+          <w:rFonts w:ascii="Cambria" w:hAnsi="Cambria"/>
+        </w:rPr>
+        <w:t>middle and high school students</w:t>
+      </w:r>
+      <w:r>
+        <w:rPr>
+          <w:rFonts w:ascii="Cambria" w:hAnsi="Cambria"/>
+        </w:rPr>
+        <w:t xml:space="preserve"> </w:t>
+      </w:r>
+      <w:r>
+        <w:rPr>
+          <w:rFonts w:ascii="Cambria" w:hAnsi="Cambria"/>
+        </w:rPr>
+        <w:t xml:space="preserve">about </w:t>
+      </w:r>
+      <w:r>
+        <w:rPr>
+          <w:rFonts w:ascii="Cambria" w:hAnsi="Cambria"/>
+        </w:rPr>
+        <w:t>future career opportunities</w:t>
+      </w:r>
+      <w:r>
+        <w:rPr>
+          <w:rFonts w:ascii="Cambria" w:hAnsi="Cambria"/>
+        </w:rPr>
+        <w:t xml:space="preserve"> in engineering and the trades</w:t>
+      </w:r>
+      <w:r>
+        <w:rPr>
+          <w:rFonts w:ascii="Cambria" w:hAnsi="Cambria"/>
+        </w:rPr>
+        <w:t>.</w:t>
       </w:r>
     </w:p>
     <w:p>
@@ -888,7 +932,19 @@
         <w:rPr>
           <w:rFonts w:ascii="Cambria" w:hAnsi="Cambria"/>
         </w:rPr>
-        <w:t>Led groups of 10-35 students on field trips and summer camps with hands-on engineering activities and guided them through challenges while strengthening their problem solving abilities.</w:t>
+        <w:t>Led</w:t>
+      </w:r>
+      <w:r>
+        <w:rPr>
+          <w:rFonts w:ascii="Cambria" w:hAnsi="Cambria"/>
+        </w:rPr>
+        <w:t xml:space="preserve"> multiple</w:t>
+      </w:r>
+      <w:r>
+        <w:rPr>
+          <w:rFonts w:ascii="Cambria" w:hAnsi="Cambria"/>
+        </w:rPr>
+        <w:t xml:space="preserve"> groups of 10-35 students on field trips and summer camps with hands-on engineering activities and guided them through challenges while strengthening their problem solving abilities.</w:t>
       </w:r>
     </w:p>
     <w:p>
@@ -993,21 +1049,7 @@
         <w:rPr>
           <w:rFonts w:ascii="Cambria" w:hAnsi="Cambria"/>
         </w:rPr>
-        <w:t xml:space="preserve">Led the programming </w:t>
-      </w:r>
-      <w:proofErr w:type="spellStart"/>
-      <w:r>
-        <w:rPr>
-          <w:rFonts w:ascii="Cambria" w:hAnsi="Cambria"/>
-        </w:rPr>
-        <w:t>subteam</w:t>
-      </w:r>
-      <w:proofErr w:type="spellEnd"/>
-      <w:r>
-        <w:rPr>
-          <w:rFonts w:ascii="Cambria" w:hAnsi="Cambria"/>
-        </w:rPr>
-        <w:t>, communicating effectively with design and assembly teams to establish full system robot integration and automation techniques.</w:t>
+        <w:t>Diagnosed and resolved electromechanical failures under strict time constraints during competition events.</w:t>
       </w:r>
     </w:p>
     <w:p>
@@ -1029,28 +1071,6 @@
         <w:rPr>
           <w:rFonts w:ascii="Cambria" w:hAnsi="Cambria"/>
         </w:rPr>
-        <w:t>Diagnosed and resolved electromechanical failures under strict time constraints during competition events.</w:t>
-      </w:r>
-    </w:p>
-    <w:p>
-      <w:pPr>
-        <w:pStyle w:val="ListParagraph"/>
-        <w:numPr>
-          <w:ilvl w:val="0"/>
-          <w:numId w:val="9"/>
-        </w:numPr>
-        <w:tabs>
-          <w:tab w:val="right" w:pos="10800"/>
-        </w:tabs>
-        <w:spacing w:line="240" w:lineRule="auto"/>
-        <w:rPr>
-          <w:rFonts w:ascii="Cambria" w:hAnsi="Cambria"/>
-        </w:rPr>
-      </w:pPr>
-      <w:r>
-        <w:rPr>
-          <w:rFonts w:ascii="Cambria" w:hAnsi="Cambria"/>
-        </w:rPr>
         <w:t>Mentored teams of 15-20 students in the production and programming of high precision mechanisms using</w:t>
       </w:r>
       <w:r>
@@ -1095,6 +1115,16 @@
           <w:szCs w:val="24"/>
         </w:rPr>
         <w:t>PROJECTS</w:t>
+      </w:r>
+      <w:r>
+        <w:rPr>
+          <w:rFonts w:ascii="Cambria" w:hAnsi="Cambria"/>
+          <w:b/>
+          <w:bCs/>
+          <w:sz w:val="24"/>
+          <w:szCs w:val="24"/>
+        </w:rPr>
+        <w:t xml:space="preserve"> </w:t>
       </w:r>
     </w:p>
     <w:p>

--- a/GP Resume Fall 2026.docx
+++ b/GP Resume Fall 2026.docx
@@ -1,6 +1,6 @@
 
 <file path=word/document.xml><?xml version="1.0" encoding="utf-8"?>
-<w:document xmlns:wpc="http://schemas.microsoft.com/office/word/2010/wordprocessingCanvas" xmlns:cx="http://schemas.microsoft.com/office/drawing/2014/chartex" xmlns:cx1="http://schemas.microsoft.com/office/drawing/2015/9/8/chartex" xmlns:cx2="http://schemas.microsoft.com/office/drawing/2015/10/21/chartex" xmlns:cx3="http://schemas.microsoft.com/office/drawing/2016/5/9/chartex" xmlns:cx4="http://schemas.microsoft.com/office/drawing/2016/5/10/chartex" xmlns:cx5="http://schemas.microsoft.com/office/drawing/2016/5/11/chartex" xmlns:cx6="http://schemas.microsoft.com/office/drawing/2016/5/12/chartex" xmlns:cx7="http://schemas.microsoft.com/office/drawing/2016/5/13/chartex" xmlns:cx8="http://schemas.microsoft.com/office/drawing/2016/5/14/chartex" xmlns:mc="http://schemas.openxmlformats.org/markup-compatibility/2006" xmlns:aink="http://schemas.microsoft.com/office/drawing/2016/ink" xmlns:am3d="http://schemas.microsoft.com/office/drawing/2017/model3d" xmlns:o="urn:schemas-microsoft-com:office:office" xmlns:oel="http://schemas.microsoft.com/office/2019/extlst" xmlns:r="http://schemas.openxmlformats.org/officeDocument/2006/relationships" xmlns:m="http://schemas.openxmlformats.org/officeDocument/2006/math" xmlns:v="urn:schemas-microsoft-com:vml" xmlns:wp14="http://schemas.microsoft.com/office/word/2010/wordprocessingDrawing" xmlns:wp="http://schemas.openxmlformats.org/drawingml/2006/wordprocessingDrawing" xmlns:w10="urn:schemas-microsoft-com:office:word" xmlns:w="http://schemas.openxmlformats.org/wordprocessingml/2006/main" xmlns:w14="http://schemas.microsoft.com/office/word/2010/wordml" xmlns:w15="http://schemas.microsoft.com/office/word/2012/wordml" xmlns:w16cei="http://schemas.microsoft.com/office/word/2026/wordml/cei" xmlns:w16cex="http://schemas.microsoft.com/office/word/2018/wordml/cex" xmlns:w16cid="http://schemas.microsoft.com/office/word/2016/wordml/cid" xmlns:w16="http://schemas.microsoft.com/office/word/2018/wordml" xmlns:w16du="http://schemas.microsoft.com/office/word/2023/wordml/word16du" xmlns:w16sdtdh="http://schemas.microsoft.com/office/word/2020/wordml/sdtdatahash" xmlns:w16sdtfl="http://schemas.microsoft.com/office/word/2024/wordml/sdtformatlock" xmlns:w16se="http://schemas.microsoft.com/office/word/2015/wordml/symex" xmlns:wpg="http://schemas.microsoft.com/office/word/2010/wordprocessingGroup" xmlns:wpi="http://schemas.microsoft.com/office/word/2010/wordprocessingInk" xmlns:wne="http://schemas.microsoft.com/office/word/2006/wordml" xmlns:wps="http://schemas.microsoft.com/office/word/2010/wordprocessingShape" mc:Ignorable="w14 w15 w16se w16cid w16 w16cex w16sdtdh w16sdtfl w16du wp14">
+<w:document xmlns:wpc="http://schemas.microsoft.com/office/word/2010/wordprocessingCanvas" xmlns:cx="http://schemas.microsoft.com/office/drawing/2014/chartex" xmlns:cx1="http://schemas.microsoft.com/office/drawing/2015/9/8/chartex" xmlns:cx2="http://schemas.microsoft.com/office/drawing/2015/10/21/chartex" xmlns:cx3="http://schemas.microsoft.com/office/drawing/2016/5/9/chartex" xmlns:cx4="http://schemas.microsoft.com/office/drawing/2016/5/10/chartex" xmlns:cx5="http://schemas.microsoft.com/office/drawing/2016/5/11/chartex" xmlns:cx6="http://schemas.microsoft.com/office/drawing/2016/5/12/chartex" xmlns:cx7="http://schemas.microsoft.com/office/drawing/2016/5/13/chartex" xmlns:cx8="http://schemas.microsoft.com/office/drawing/2016/5/14/chartex" xmlns:mc="http://schemas.openxmlformats.org/markup-compatibility/2006" xmlns:aink="http://schemas.microsoft.com/office/drawing/2016/ink" xmlns:am3d="http://schemas.microsoft.com/office/drawing/2017/model3d" xmlns:o="urn:schemas-microsoft-com:office:office" xmlns:oel="http://schemas.microsoft.com/office/2019/extlst" xmlns:r="http://schemas.openxmlformats.org/officeDocument/2006/relationships" xmlns:m="http://schemas.openxmlformats.org/officeDocument/2006/math" xmlns:v="urn:schemas-microsoft-com:vml" xmlns:wp14="http://schemas.microsoft.com/office/word/2010/wordprocessingDrawing" xmlns:wp="http://schemas.openxmlformats.org/drawingml/2006/wordprocessingDrawing" xmlns:w10="urn:schemas-microsoft-com:office:word" xmlns:w="http://schemas.openxmlformats.org/wordprocessingml/2006/main" xmlns:w14="http://schemas.microsoft.com/office/word/2010/wordml" xmlns:w15="http://schemas.microsoft.com/office/word/2012/wordml" xmlns:w16cex="http://schemas.microsoft.com/office/word/2018/wordml/cex" xmlns:w16cid="http://schemas.microsoft.com/office/word/2016/wordml/cid" xmlns:w16="http://schemas.microsoft.com/office/word/2018/wordml" xmlns:w16du="http://schemas.microsoft.com/office/word/2023/wordml/word16du" xmlns:w16sdtdh="http://schemas.microsoft.com/office/word/2020/wordml/sdtdatahash" xmlns:w16sdtfl="http://schemas.microsoft.com/office/word/2024/wordml/sdtformatlock" xmlns:w16se="http://schemas.microsoft.com/office/word/2015/wordml/symex" xmlns:wpg="http://schemas.microsoft.com/office/word/2010/wordprocessingGroup" xmlns:wpi="http://schemas.microsoft.com/office/word/2010/wordprocessingInk" xmlns:wne="http://schemas.microsoft.com/office/word/2006/wordml" xmlns:wps="http://schemas.microsoft.com/office/word/2010/wordprocessingShape" mc:Ignorable="w14 w15 w16se w16cid w16 w16cex w16sdtdh w16sdtfl w16du wp14">
   <w:body>
     <w:p>
       <w:pPr>
@@ -119,7 +119,19 @@
         <w:rPr>
           <w:rFonts w:ascii="Cambria" w:hAnsi="Cambria"/>
         </w:rPr>
+        <w:t xml:space="preserve">                     </w:t>
+      </w:r>
+      <w:r>
+        <w:rPr>
+          <w:rFonts w:ascii="Cambria" w:hAnsi="Cambria"/>
+        </w:rPr>
         <w:tab/>
+      </w:r>
+      <w:r>
+        <w:rPr>
+          <w:rFonts w:ascii="Cambria" w:hAnsi="Cambria"/>
+        </w:rPr>
+        <w:t xml:space="preserve">  </w:t>
       </w:r>
       <w:r>
         <w:rPr>
@@ -384,7 +396,7 @@
         <w:rPr>
           <w:rFonts w:ascii="Cambria" w:hAnsi="Cambria"/>
         </w:rPr>
-        <w:t xml:space="preserve">Siemens NX, SolidWorks, AutoCAD, Autodesk Inventor, </w:t>
+        <w:t xml:space="preserve">Siemens NX, SolidWorks, AutoCAD, Inventor, </w:t>
       </w:r>
       <w:proofErr w:type="spellStart"/>
       <w:r>
@@ -418,42 +430,14 @@
         </w:rPr>
         <w:t xml:space="preserve"> </w:t>
       </w:r>
-      <w:r>
-        <w:rPr>
-          <w:rFonts w:ascii="Cambria" w:hAnsi="Cambria"/>
-        </w:rPr>
-        <w:t xml:space="preserve">C, </w:t>
-      </w:r>
-      <w:r>
-        <w:rPr>
-          <w:rFonts w:ascii="Cambria" w:hAnsi="Cambria"/>
-        </w:rPr>
-        <w:t>MATLAB</w:t>
-      </w:r>
-      <w:r>
-        <w:rPr>
-          <w:rFonts w:ascii="Cambria" w:hAnsi="Cambria"/>
-        </w:rPr>
-        <w:t xml:space="preserve">, </w:t>
-      </w:r>
-      <w:r>
-        <w:rPr>
-          <w:rFonts w:ascii="Cambria" w:hAnsi="Cambria"/>
-        </w:rPr>
-        <w:t xml:space="preserve">PrusaSlicer, </w:t>
-      </w:r>
-      <w:r>
-        <w:rPr>
-          <w:rFonts w:ascii="Cambria" w:hAnsi="Cambria"/>
-        </w:rPr>
-        <w:t>Cura</w:t>
-      </w:r>
-      <w:r>
-        <w:rPr>
-          <w:rFonts w:ascii="Cambria" w:hAnsi="Cambria"/>
-        </w:rPr>
-        <w:t xml:space="preserve"> Slicer</w:t>
-      </w:r>
+      <w:proofErr w:type="spellStart"/>
+      <w:r>
+        <w:rPr>
+          <w:rFonts w:ascii="Cambria" w:hAnsi="Cambria"/>
+        </w:rPr>
+        <w:t>PrusaSlicer</w:t>
+      </w:r>
+      <w:proofErr w:type="spellEnd"/>
       <w:r>
         <w:rPr>
           <w:rFonts w:ascii="Cambria" w:hAnsi="Cambria"/>
@@ -513,6 +497,253 @@
           <w:b/>
           <w:bCs/>
         </w:rPr>
+        <w:t xml:space="preserve">Engineering Intern, </w:t>
+      </w:r>
+      <w:r>
+        <w:rPr>
+          <w:rFonts w:ascii="Cambria" w:hAnsi="Cambria"/>
+        </w:rPr>
+        <w:t>NCDMM (</w:t>
+      </w:r>
+      <w:r>
+        <w:rPr>
+          <w:rFonts w:ascii="Cambria" w:hAnsi="Cambria"/>
+        </w:rPr>
+        <w:t>America Makes</w:t>
+      </w:r>
+      <w:r>
+        <w:rPr>
+          <w:rFonts w:ascii="Cambria" w:hAnsi="Cambria"/>
+        </w:rPr>
+        <w:t>)</w:t>
+      </w:r>
+      <w:r>
+        <w:rPr>
+          <w:rFonts w:ascii="Cambria" w:hAnsi="Cambria"/>
+        </w:rPr>
+        <w:t xml:space="preserve">                                                                                            May 2026 </w:t>
+      </w:r>
+      <w:r>
+        <w:rPr>
+          <w:rFonts w:ascii="Cambria" w:hAnsi="Cambria"/>
+        </w:rPr>
+        <w:t xml:space="preserve">– </w:t>
+      </w:r>
+      <w:r>
+        <w:rPr>
+          <w:rFonts w:ascii="Cambria" w:hAnsi="Cambria"/>
+        </w:rPr>
+        <w:t>Present</w:t>
+      </w:r>
+    </w:p>
+    <w:p>
+      <w:pPr>
+        <w:pStyle w:val="ListParagraph"/>
+        <w:numPr>
+          <w:ilvl w:val="0"/>
+          <w:numId w:val="11"/>
+        </w:numPr>
+        <w:tabs>
+          <w:tab w:val="right" w:pos="10800"/>
+        </w:tabs>
+        <w:spacing w:line="240" w:lineRule="auto"/>
+        <w:rPr>
+          <w:rFonts w:ascii="Cambria" w:hAnsi="Cambria"/>
+        </w:rPr>
+      </w:pPr>
+      <w:r>
+        <w:rPr>
+          <w:rFonts w:ascii="Cambria" w:hAnsi="Cambria"/>
+        </w:rPr>
+        <w:t>Assist</w:t>
+      </w:r>
+      <w:r>
+        <w:rPr>
+          <w:rFonts w:ascii="Cambria" w:hAnsi="Cambria"/>
+        </w:rPr>
+        <w:t>ing</w:t>
+      </w:r>
+      <w:r>
+        <w:rPr>
+          <w:rFonts w:ascii="Cambria" w:hAnsi="Cambria"/>
+        </w:rPr>
+        <w:t xml:space="preserve"> project</w:t>
+      </w:r>
+      <w:r>
+        <w:rPr>
+          <w:rFonts w:ascii="Cambria" w:hAnsi="Cambria"/>
+        </w:rPr>
+        <w:t xml:space="preserve"> </w:t>
+      </w:r>
+      <w:r>
+        <w:rPr>
+          <w:rFonts w:ascii="Cambria" w:hAnsi="Cambria"/>
+        </w:rPr>
+        <w:t xml:space="preserve">management teams </w:t>
+      </w:r>
+      <w:r>
+        <w:rPr>
+          <w:rFonts w:ascii="Cambria" w:hAnsi="Cambria"/>
+        </w:rPr>
+        <w:t>by</w:t>
+      </w:r>
+      <w:r>
+        <w:rPr>
+          <w:rFonts w:ascii="Cambria" w:hAnsi="Cambria"/>
+        </w:rPr>
+        <w:t xml:space="preserve"> reviewing proposals</w:t>
+      </w:r>
+      <w:r>
+        <w:rPr>
+          <w:rFonts w:ascii="Cambria" w:hAnsi="Cambria"/>
+        </w:rPr>
+        <w:t xml:space="preserve"> </w:t>
+      </w:r>
+      <w:r>
+        <w:rPr>
+          <w:rFonts w:ascii="Cambria" w:hAnsi="Cambria"/>
+        </w:rPr>
+        <w:t xml:space="preserve">and </w:t>
+      </w:r>
+      <w:r>
+        <w:rPr>
+          <w:rFonts w:ascii="Cambria" w:hAnsi="Cambria"/>
+        </w:rPr>
+        <w:t>logging</w:t>
+      </w:r>
+      <w:r>
+        <w:rPr>
+          <w:rFonts w:ascii="Cambria" w:hAnsi="Cambria"/>
+        </w:rPr>
+        <w:t xml:space="preserve"> </w:t>
+      </w:r>
+      <w:r>
+        <w:rPr>
+          <w:rFonts w:ascii="Cambria" w:hAnsi="Cambria"/>
+        </w:rPr>
+        <w:t xml:space="preserve">current </w:t>
+      </w:r>
+      <w:r>
+        <w:rPr>
+          <w:rFonts w:ascii="Cambria" w:hAnsi="Cambria"/>
+        </w:rPr>
+        <w:t>data</w:t>
+      </w:r>
+      <w:r>
+        <w:rPr>
+          <w:rFonts w:ascii="Cambria" w:hAnsi="Cambria"/>
+        </w:rPr>
+        <w:t xml:space="preserve"> for over 90 projects</w:t>
+      </w:r>
+      <w:r>
+        <w:rPr>
+          <w:rFonts w:ascii="Cambria" w:hAnsi="Cambria"/>
+        </w:rPr>
+        <w:t>.</w:t>
+      </w:r>
+    </w:p>
+    <w:p>
+      <w:pPr>
+        <w:pStyle w:val="ListParagraph"/>
+        <w:numPr>
+          <w:ilvl w:val="0"/>
+          <w:numId w:val="11"/>
+        </w:numPr>
+        <w:tabs>
+          <w:tab w:val="right" w:pos="10800"/>
+        </w:tabs>
+        <w:spacing w:line="240" w:lineRule="auto"/>
+        <w:rPr>
+          <w:rFonts w:ascii="Cambria" w:hAnsi="Cambria"/>
+        </w:rPr>
+      </w:pPr>
+      <w:r>
+        <w:rPr>
+          <w:rFonts w:ascii="Cambria" w:hAnsi="Cambria"/>
+        </w:rPr>
+        <w:t xml:space="preserve">Tracked and organized data </w:t>
+      </w:r>
+      <w:r>
+        <w:rPr>
+          <w:rFonts w:ascii="Cambria" w:hAnsi="Cambria"/>
+        </w:rPr>
+        <w:t xml:space="preserve">metrics from </w:t>
+      </w:r>
+      <w:r>
+        <w:rPr>
+          <w:rFonts w:ascii="Cambria" w:hAnsi="Cambria"/>
+        </w:rPr>
+        <w:t xml:space="preserve">five different member companies into a </w:t>
+      </w:r>
+      <w:r>
+        <w:rPr>
+          <w:rFonts w:ascii="Cambria" w:hAnsi="Cambria"/>
+        </w:rPr>
+        <w:t xml:space="preserve">central repository, allowing for a more streamlined method of generating report outs. </w:t>
+      </w:r>
+    </w:p>
+    <w:p>
+      <w:pPr>
+        <w:pStyle w:val="ListParagraph"/>
+        <w:numPr>
+          <w:ilvl w:val="0"/>
+          <w:numId w:val="11"/>
+        </w:numPr>
+        <w:tabs>
+          <w:tab w:val="right" w:pos="10800"/>
+        </w:tabs>
+        <w:spacing w:line="240" w:lineRule="auto"/>
+        <w:rPr>
+          <w:rFonts w:ascii="Cambria" w:hAnsi="Cambria"/>
+        </w:rPr>
+      </w:pPr>
+      <w:r>
+        <w:rPr>
+          <w:rFonts w:ascii="Cambria" w:hAnsi="Cambria"/>
+        </w:rPr>
+        <w:t>Overseeing</w:t>
+      </w:r>
+      <w:r>
+        <w:rPr>
+          <w:rFonts w:ascii="Cambria" w:hAnsi="Cambria"/>
+        </w:rPr>
+        <w:t xml:space="preserve"> and executing</w:t>
+      </w:r>
+      <w:r>
+        <w:rPr>
+          <w:rFonts w:ascii="Cambria" w:hAnsi="Cambria"/>
+        </w:rPr>
+        <w:t xml:space="preserve"> all 3D printing requests, repairing </w:t>
+      </w:r>
+      <w:r>
+        <w:rPr>
+          <w:rFonts w:ascii="Cambria" w:hAnsi="Cambria"/>
+        </w:rPr>
+        <w:t xml:space="preserve">and calibrating the </w:t>
+      </w:r>
+      <w:r>
+        <w:rPr>
+          <w:rFonts w:ascii="Cambria" w:hAnsi="Cambria"/>
+        </w:rPr>
+        <w:t xml:space="preserve">machines as needed. </w:t>
+      </w:r>
+    </w:p>
+    <w:p>
+      <w:pPr>
+        <w:tabs>
+          <w:tab w:val="right" w:pos="10800"/>
+        </w:tabs>
+        <w:spacing w:line="240" w:lineRule="auto"/>
+        <w:rPr>
+          <w:rFonts w:ascii="Cambria" w:hAnsi="Cambria"/>
+        </w:rPr>
+      </w:pPr>
+      <w:r>
+        <w:rPr>
+          <w:rFonts w:ascii="Cambria" w:hAnsi="Cambria"/>
+          <w:b/>
+          <w:bCs/>
+        </w:rPr>
         <w:t xml:space="preserve">Mechanical Engineering Intern, </w:t>
       </w:r>
       <w:r>
@@ -727,19 +958,19 @@
         <w:rPr>
           <w:rFonts w:ascii="Cambria" w:hAnsi="Cambria"/>
         </w:rPr>
+        <w:t xml:space="preserve">and presented </w:t>
+      </w:r>
+      <w:r>
+        <w:rPr>
+          <w:rFonts w:ascii="Cambria" w:hAnsi="Cambria"/>
+        </w:rPr>
         <w:t xml:space="preserve">over 15 </w:t>
       </w:r>
       <w:r>
         <w:rPr>
           <w:rFonts w:ascii="Cambria" w:hAnsi="Cambria"/>
         </w:rPr>
-        <w:t xml:space="preserve">reports and presented </w:t>
-      </w:r>
-      <w:r>
-        <w:rPr>
-          <w:rFonts w:ascii="Cambria" w:hAnsi="Cambria"/>
-        </w:rPr>
-        <w:t xml:space="preserve">them </w:t>
+        <w:t xml:space="preserve">reports </w:t>
       </w:r>
       <w:r>
         <w:rPr>
@@ -757,7 +988,25 @@
         <w:rPr>
           <w:rFonts w:ascii="Cambria" w:hAnsi="Cambria"/>
         </w:rPr>
-        <w:t>leadership about enhancements to production capabilities.</w:t>
+        <w:t>leadership about production capabili</w:t>
+      </w:r>
+      <w:r>
+        <w:rPr>
+          <w:rFonts w:ascii="Cambria" w:hAnsi="Cambria"/>
+        </w:rPr>
+        <w:t xml:space="preserve">ty </w:t>
+      </w:r>
+      <w:r>
+        <w:rPr>
+          <w:rFonts w:ascii="Cambria" w:hAnsi="Cambria"/>
+        </w:rPr>
+        <w:t>enhancements</w:t>
+      </w:r>
+      <w:r>
+        <w:rPr>
+          <w:rFonts w:ascii="Cambria" w:hAnsi="Cambria"/>
+        </w:rPr>
+        <w:t>.</w:t>
       </w:r>
       <w:r>
         <w:rPr>
@@ -834,7 +1083,19 @@
         <w:rPr>
           <w:rFonts w:ascii="Cambria" w:hAnsi="Cambria"/>
         </w:rPr>
-        <w:t xml:space="preserve">                                                                           </w:t>
+        <w:t xml:space="preserve">                                                                      </w:t>
+      </w:r>
+      <w:r>
+        <w:rPr>
+          <w:rFonts w:ascii="Cambria" w:hAnsi="Cambria"/>
+        </w:rPr>
+        <w:t xml:space="preserve"> </w:t>
+      </w:r>
+      <w:r>
+        <w:rPr>
+          <w:rFonts w:ascii="Cambria" w:hAnsi="Cambria"/>
+        </w:rPr>
+        <w:t xml:space="preserve">    </w:t>
       </w:r>
       <w:r>
         <w:rPr>
@@ -1185,7 +1446,19 @@
         <w:rPr>
           <w:rFonts w:ascii="Cambria" w:hAnsi="Cambria"/>
         </w:rPr>
-        <w:t>Designed a combat robot within a 30 pound weight constraint and selected materials based on their durability</w:t>
+        <w:t>Designed a combat robot within a 30 pound weight constraint</w:t>
+      </w:r>
+      <w:r>
+        <w:rPr>
+          <w:rFonts w:ascii="Cambria" w:hAnsi="Cambria"/>
+        </w:rPr>
+        <w:t>, selecting</w:t>
+      </w:r>
+      <w:r>
+        <w:rPr>
+          <w:rFonts w:ascii="Cambria" w:hAnsi="Cambria"/>
+        </w:rPr>
+        <w:t xml:space="preserve"> materials based on their durability</w:t>
       </w:r>
       <w:r>
         <w:rPr>
@@ -1213,7 +1486,43 @@
         <w:rPr>
           <w:rFonts w:ascii="Cambria" w:hAnsi="Cambria"/>
         </w:rPr>
-        <w:t>Applied dynamics coursework to calculate energy transfer and speed of the robot’s systems during competition.</w:t>
+        <w:t>Applied dynamics coursework to calculate</w:t>
+      </w:r>
+      <w:r>
+        <w:rPr>
+          <w:rFonts w:ascii="Cambria" w:hAnsi="Cambria"/>
+        </w:rPr>
+        <w:t xml:space="preserve"> the</w:t>
+      </w:r>
+      <w:r>
+        <w:rPr>
+          <w:rFonts w:ascii="Cambria" w:hAnsi="Cambria"/>
+        </w:rPr>
+        <w:t xml:space="preserve"> </w:t>
+      </w:r>
+      <w:r>
+        <w:rPr>
+          <w:rFonts w:ascii="Cambria" w:hAnsi="Cambria"/>
+        </w:rPr>
+        <w:t>required</w:t>
+      </w:r>
+      <w:r>
+        <w:rPr>
+          <w:rFonts w:ascii="Cambria" w:hAnsi="Cambria"/>
+        </w:rPr>
+        <w:t xml:space="preserve"> speed</w:t>
+      </w:r>
+      <w:r>
+        <w:rPr>
+          <w:rFonts w:ascii="Cambria" w:hAnsi="Cambria"/>
+        </w:rPr>
+        <w:t>s</w:t>
+      </w:r>
+      <w:r>
+        <w:rPr>
+          <w:rFonts w:ascii="Cambria" w:hAnsi="Cambria"/>
+        </w:rPr>
+        <w:t xml:space="preserve"> of the robot’s systems during competition.</w:t>
       </w:r>
     </w:p>
     <w:p>
@@ -1255,7 +1564,7 @@
 </file>
 
 <file path=word/numbering.xml><?xml version="1.0" encoding="utf-8"?>
-<w:numbering xmlns:wpc="http://schemas.microsoft.com/office/word/2010/wordprocessingCanvas" xmlns:cx="http://schemas.microsoft.com/office/drawing/2014/chartex" xmlns:cx1="http://schemas.microsoft.com/office/drawing/2015/9/8/chartex" xmlns:cx2="http://schemas.microsoft.com/office/drawing/2015/10/21/chartex" xmlns:cx3="http://schemas.microsoft.com/office/drawing/2016/5/9/chartex" xmlns:cx4="http://schemas.microsoft.com/office/drawing/2016/5/10/chartex" xmlns:cx5="http://schemas.microsoft.com/office/drawing/2016/5/11/chartex" xmlns:cx6="http://schemas.microsoft.com/office/drawing/2016/5/12/chartex" xmlns:cx7="http://schemas.microsoft.com/office/drawing/2016/5/13/chartex" xmlns:cx8="http://schemas.microsoft.com/office/drawing/2016/5/14/chartex" xmlns:mc="http://schemas.openxmlformats.org/markup-compatibility/2006" xmlns:aink="http://schemas.microsoft.com/office/drawing/2016/ink" xmlns:am3d="http://schemas.microsoft.com/office/drawing/2017/model3d" xmlns:o="urn:schemas-microsoft-com:office:office" xmlns:oel="http://schemas.microsoft.com/office/2019/extlst" xmlns:r="http://schemas.openxmlformats.org/officeDocument/2006/relationships" xmlns:m="http://schemas.openxmlformats.org/officeDocument/2006/math" xmlns:v="urn:schemas-microsoft-com:vml" xmlns:wp14="http://schemas.microsoft.com/office/word/2010/wordprocessingDrawing" xmlns:wp="http://schemas.openxmlformats.org/drawingml/2006/wordprocessingDrawing" xmlns:w10="urn:schemas-microsoft-com:office:word" xmlns:w="http://schemas.openxmlformats.org/wordprocessingml/2006/main" xmlns:w14="http://schemas.microsoft.com/office/word/2010/wordml" xmlns:w15="http://schemas.microsoft.com/office/word/2012/wordml" xmlns:w16cei="http://schemas.microsoft.com/office/word/2026/wordml/cei" xmlns:w16cex="http://schemas.microsoft.com/office/word/2018/wordml/cex" xmlns:w16cid="http://schemas.microsoft.com/office/word/2016/wordml/cid" xmlns:w16="http://schemas.microsoft.com/office/word/2018/wordml" xmlns:w16du="http://schemas.microsoft.com/office/word/2023/wordml/word16du" xmlns:w16sdtdh="http://schemas.microsoft.com/office/word/2020/wordml/sdtdatahash" xmlns:w16sdtfl="http://schemas.microsoft.com/office/word/2024/wordml/sdtformatlock" xmlns:w16se="http://schemas.microsoft.com/office/word/2015/wordml/symex" xmlns:wpg="http://schemas.microsoft.com/office/word/2010/wordprocessingGroup" xmlns:wpi="http://schemas.microsoft.com/office/word/2010/wordprocessingInk" xmlns:wne="http://schemas.microsoft.com/office/word/2006/wordml" xmlns:wps="http://schemas.microsoft.com/office/word/2010/wordprocessingShape" mc:Ignorable="w14 w15 w16se w16cid w16 w16cex w16sdtdh w16sdtfl w16du wp14">
+<w:numbering xmlns:wpc="http://schemas.microsoft.com/office/word/2010/wordprocessingCanvas" xmlns:cx="http://schemas.microsoft.com/office/drawing/2014/chartex" xmlns:cx1="http://schemas.microsoft.com/office/drawing/2015/9/8/chartex" xmlns:cx2="http://schemas.microsoft.com/office/drawing/2015/10/21/chartex" xmlns:cx3="http://schemas.microsoft.com/office/drawing/2016/5/9/chartex" xmlns:cx4="http://schemas.microsoft.com/office/drawing/2016/5/10/chartex" xmlns:cx5="http://schemas.microsoft.com/office/drawing/2016/5/11/chartex" xmlns:cx6="http://schemas.microsoft.com/office/drawing/2016/5/12/chartex" xmlns:cx7="http://schemas.microsoft.com/office/drawing/2016/5/13/chartex" xmlns:cx8="http://schemas.microsoft.com/office/drawing/2016/5/14/chartex" xmlns:mc="http://schemas.openxmlformats.org/markup-compatibility/2006" xmlns:aink="http://schemas.microsoft.com/office/drawing/2016/ink" xmlns:am3d="http://schemas.microsoft.com/office/drawing/2017/model3d" xmlns:o="urn:schemas-microsoft-com:office:office" xmlns:oel="http://schemas.microsoft.com/office/2019/extlst" xmlns:r="http://schemas.openxmlformats.org/officeDocument/2006/relationships" xmlns:m="http://schemas.openxmlformats.org/officeDocument/2006/math" xmlns:v="urn:schemas-microsoft-com:vml" xmlns:wp14="http://schemas.microsoft.com/office/word/2010/wordprocessingDrawing" xmlns:wp="http://schemas.openxmlformats.org/drawingml/2006/wordprocessingDrawing" xmlns:w10="urn:schemas-microsoft-com:office:word" xmlns:w="http://schemas.openxmlformats.org/wordprocessingml/2006/main" xmlns:w14="http://schemas.microsoft.com/office/word/2010/wordml" xmlns:w15="http://schemas.microsoft.com/office/word/2012/wordml" xmlns:w16cex="http://schemas.microsoft.com/office/word/2018/wordml/cex" xmlns:w16cid="http://schemas.microsoft.com/office/word/2016/wordml/cid" xmlns:w16="http://schemas.microsoft.com/office/word/2018/wordml" xmlns:w16du="http://schemas.microsoft.com/office/word/2023/wordml/word16du" xmlns:w16sdtdh="http://schemas.microsoft.com/office/word/2020/wordml/sdtdatahash" xmlns:w16sdtfl="http://schemas.microsoft.com/office/word/2024/wordml/sdtformatlock" xmlns:w16se="http://schemas.microsoft.com/office/word/2015/wordml/symex" xmlns:wpg="http://schemas.microsoft.com/office/word/2010/wordprocessingGroup" xmlns:wpi="http://schemas.microsoft.com/office/word/2010/wordprocessingInk" xmlns:wne="http://schemas.microsoft.com/office/word/2006/wordml" xmlns:wps="http://schemas.microsoft.com/office/word/2010/wordprocessingShape" mc:Ignorable="w14 w15 w16se w16cid w16 w16cex w16sdtdh w16sdtfl w16du wp14">
   <w:abstractNum w:abstractNumId="0" w15:restartNumberingAfterBreak="0">
     <w:nsid w:val="10DF6DF6"/>
     <w:multiLevelType w:val="hybridMultilevel"/>
@@ -2385,6 +2694,119 @@
     <w:nsid w:val="614429D8"/>
     <w:multiLevelType w:val="hybridMultilevel"/>
     <w:tmpl w:val="FBA465DC"/>
+    <w:lvl w:ilvl="0" w:tplc="04090001">
+      <w:start w:val="1"/>
+      <w:numFmt w:val="bullet"/>
+      <w:lvlText w:val=""/>
+      <w:lvlJc w:val="left"/>
+      <w:pPr>
+        <w:ind w:left="720" w:hanging="360"/>
+      </w:pPr>
+      <w:rPr>
+        <w:rFonts w:ascii="Symbol" w:hAnsi="Symbol" w:hint="default"/>
+      </w:rPr>
+    </w:lvl>
+    <w:lvl w:ilvl="1" w:tplc="04090003" w:tentative="1">
+      <w:start w:val="1"/>
+      <w:numFmt w:val="bullet"/>
+      <w:lvlText w:val="o"/>
+      <w:lvlJc w:val="left"/>
+      <w:pPr>
+        <w:ind w:left="1440" w:hanging="360"/>
+      </w:pPr>
+      <w:rPr>
+        <w:rFonts w:ascii="Courier New" w:hAnsi="Courier New" w:cs="Courier New" w:hint="default"/>
+      </w:rPr>
+    </w:lvl>
+    <w:lvl w:ilvl="2" w:tplc="04090005" w:tentative="1">
+      <w:start w:val="1"/>
+      <w:numFmt w:val="bullet"/>
+      <w:lvlText w:val=""/>
+      <w:lvlJc w:val="left"/>
+      <w:pPr>
+        <w:ind w:left="2160" w:hanging="360"/>
+      </w:pPr>
+      <w:rPr>
+        <w:rFonts w:ascii="Wingdings" w:hAnsi="Wingdings" w:hint="default"/>
+      </w:rPr>
+    </w:lvl>
+    <w:lvl w:ilvl="3" w:tplc="04090001" w:tentative="1">
+      <w:start w:val="1"/>
+      <w:numFmt w:val="bullet"/>
+      <w:lvlText w:val=""/>
+      <w:lvlJc w:val="left"/>
+      <w:pPr>
+        <w:ind w:left="2880" w:hanging="360"/>
+      </w:pPr>
+      <w:rPr>
+        <w:rFonts w:ascii="Symbol" w:hAnsi="Symbol" w:hint="default"/>
+      </w:rPr>
+    </w:lvl>
+    <w:lvl w:ilvl="4" w:tplc="04090003" w:tentative="1">
+      <w:start w:val="1"/>
+      <w:numFmt w:val="bullet"/>
+      <w:lvlText w:val="o"/>
+      <w:lvlJc w:val="left"/>
+      <w:pPr>
+        <w:ind w:left="3600" w:hanging="360"/>
+      </w:pPr>
+      <w:rPr>
+        <w:rFonts w:ascii="Courier New" w:hAnsi="Courier New" w:cs="Courier New" w:hint="default"/>
+      </w:rPr>
+    </w:lvl>
+    <w:lvl w:ilvl="5" w:tplc="04090005" w:tentative="1">
+      <w:start w:val="1"/>
+      <w:numFmt w:val="bullet"/>
+      <w:lvlText w:val=""/>
+      <w:lvlJc w:val="left"/>
+      <w:pPr>
+        <w:ind w:left="4320" w:hanging="360"/>
+      </w:pPr>
+      <w:rPr>
+        <w:rFonts w:ascii="Wingdings" w:hAnsi="Wingdings" w:hint="default"/>
+      </w:rPr>
+    </w:lvl>
+    <w:lvl w:ilvl="6" w:tplc="04090001" w:tentative="1">
+      <w:start w:val="1"/>
+      <w:numFmt w:val="bullet"/>
+      <w:lvlText w:val=""/>
+      <w:lvlJc w:val="left"/>
+      <w:pPr>
+        <w:ind w:left="5040" w:hanging="360"/>
+      </w:pPr>
+      <w:rPr>
+        <w:rFonts w:ascii="Symbol" w:hAnsi="Symbol" w:hint="default"/>
+      </w:rPr>
+    </w:lvl>
+    <w:lvl w:ilvl="7" w:tplc="04090003" w:tentative="1">
+      <w:start w:val="1"/>
+      <w:numFmt w:val="bullet"/>
+      <w:lvlText w:val="o"/>
+      <w:lvlJc w:val="left"/>
+      <w:pPr>
+        <w:ind w:left="5760" w:hanging="360"/>
+      </w:pPr>
+      <w:rPr>
+        <w:rFonts w:ascii="Courier New" w:hAnsi="Courier New" w:cs="Courier New" w:hint="default"/>
+      </w:rPr>
+    </w:lvl>
+    <w:lvl w:ilvl="8" w:tplc="04090005" w:tentative="1">
+      <w:start w:val="1"/>
+      <w:numFmt w:val="bullet"/>
+      <w:lvlText w:val=""/>
+      <w:lvlJc w:val="left"/>
+      <w:pPr>
+        <w:ind w:left="6480" w:hanging="360"/>
+      </w:pPr>
+      <w:rPr>
+        <w:rFonts w:ascii="Wingdings" w:hAnsi="Wingdings" w:hint="default"/>
+      </w:rPr>
+    </w:lvl>
+  </w:abstractNum>
+  <w:abstractNum w:abstractNumId="10" w15:restartNumberingAfterBreak="0">
+    <w:nsid w:val="67B304A7"/>
+    <w:multiLevelType w:val="hybridMultilevel"/>
+    <w:tmpl w:val="5B36C13E"/>
     <w:lvl w:ilvl="0" w:tplc="04090001">
       <w:start w:val="1"/>
       <w:numFmt w:val="bullet"/>
@@ -2523,6 +2945,9 @@
   </w:num>
   <w:num w:numId="10" w16cid:durableId="2045474021">
     <w:abstractNumId w:val="4"/>
+  </w:num>
+  <w:num w:numId="11" w16cid:durableId="188691214">
+    <w:abstractNumId w:val="10"/>
   </w:num>
 </w:numbering>
 </file>
